--- a/paper/猪行为检测-中文成稿-v4.docx
+++ b/paper/猪行为检测-中文成稿-v4.docx
@@ -3225,7 +3225,7 @@
         <w:rPr>
           <w:i w:val="0"/>
         </w:rPr>
-        <w:t>数据可用性声明：源数据集于 Roboflow Universe 公开（CC BY 4.0）[19]；外部验证数据集（Comportamentos）同样公开（CC BY 4.0）[26]。处理脚本、模型配置、训练日志与部署脚本将于投稿前在 [GitHub 链接] 公开。</w:t>
+        <w:t>数据可用性声明：源数据集于 Roboflow Universe 公开（CC BY 4.0）[19]；外部验证数据集（Comportamentos）同样公开（CC BY 4.0）[26]。处理脚本、模型配置、训练日志与部署脚本已在 https://github.com/kksmks/pig-behavior-yolo 公开。</w:t>
       </w:r>
     </w:p>
     <w:p>
